--- a/docs/JVee-Crunch-Kitchen-Tech-Stack.docx
+++ b/docs/JVee-Crunch-Kitchen-Tech-Stack.docx
@@ -445,7 +445,7 @@
                 <w:sz w:val="20"/>
                 <w:szCs w:val="20"/>
               </w:rPr>
-              <w:t xml:space="preserve">Tailwind CSS</w:t>
+              <w:t xml:space="preserve">Tailwind CSS 4</w:t>
             </w:r>
           </w:p>
         </w:tc>
@@ -537,7 +537,7 @@
                 <w:sz w:val="20"/>
                 <w:szCs w:val="20"/>
               </w:rPr>
-              <w:t xml:space="preserve">React Router</w:t>
+              <w:t xml:space="preserve">React Router 7</w:t>
             </w:r>
           </w:p>
         </w:tc>
@@ -1139,6 +1139,21 @@
           <w:szCs w:val="22"/>
         </w:rPr>
         <w:t xml:space="preserve">Not used in version 1: online payment (Paystack or Flutterwave), customer accounts and an app-store app. The structure leaves room to add each later without a rebuild.</w:t>
+      </w:r>
+    </w:p>
+    <w:p>
+      <w:pPr>
+        <w:spacing w:after="140" w:line="300"/>
+        <w:jc w:val="both"/>
+      </w:pPr>
+      <w:r>
+        <w:rPr>
+          <w:rFonts w:ascii="Calibri" w:cs="Calibri" w:eastAsia="Calibri" w:hAnsi="Calibri"/>
+          <w:color w:val="1F2A24"/>
+          <w:sz w:val="22"/>
+          <w:szCs w:val="22"/>
+        </w:rPr>
+        <w:t xml:space="preserve">During the build, React Router 7 and Tailwind CSS 4 replaced the versions first planned (6 and 3), because the older versions have published security advisories. Nothing changes for the owner or for running the site.</w:t>
       </w:r>
     </w:p>
     <w:p>
